--- a/EXPORTS/DOCX/published/niveau3/English/KITLV.docx
+++ b/EXPORTS/DOCX/published/niveau3/English/KITLV.docx
@@ -389,42 +389,35 @@
           <w:color w:val="000000"/>
           <w:sz w:val="24"/>
         </w:rPr>
+        <w:t>y, was left to t</w:t>
+      </w:r>
+      <w:r>
+        <w:rPr>
+          <w:u w:val="single" w:color="0000ff"/>
+          <w:rFonts w:ascii="Charis SIL Regular" w:hAnsi="Charis SIL Regular" w:eastAsia="Charis SIL Regular"/>
+          <w:b w:val="0"/>
+          <w:i w:val="0"/>
+          <w:color w:val="000000"/>
+          <w:sz w:val="24"/>
+        </w:rPr>
         <w:hyperlink r:id="rId9" w:history="1">
           <w:r>
             <w:rPr>
               <w:rStyle w:val="Hyperlink"/>
             </w:rPr>
-            <w:t>y, w</w:t>
+            <w:t>he Ko</w:t>
           </w:r>
         </w:hyperlink>
       </w:r>
       <w:r>
         <w:rPr>
-          <w:u w:val="single" w:color="0000ff"/>
           <w:rFonts w:ascii="Charis SIL Regular" w:hAnsi="Charis SIL Regular" w:eastAsia="Charis SIL Regular"/>
           <w:b w:val="0"/>
           <w:i w:val="0"/>
           <w:color w:val="000000"/>
           <w:sz w:val="24"/>
         </w:rPr>
-        <w:hyperlink r:id="rId9" w:history="1">
-          <w:r>
-            <w:rPr>
-              <w:rStyle w:val="Hyperlink"/>
-            </w:rPr>
-            <w:t>a</w:t>
-          </w:r>
-        </w:hyperlink>
-      </w:r>
-      <w:r>
-        <w:rPr>
-          <w:rFonts w:ascii="Charis SIL Regular" w:hAnsi="Charis SIL Regular" w:eastAsia="Charis SIL Regular"/>
-          <w:b w:val="0"/>
-          <w:i w:val="0"/>
-          <w:color w:val="000000"/>
-          <w:sz w:val="24"/>
-        </w:rPr>
-        <w:t>s left to the Kon</w:t>
+        <w:t>n</w:t>
       </w:r>
       <w:r>
         <w:rPr>
@@ -446,13 +439,49 @@
       </w:r>
       <w:r>
         <w:rPr>
+          <w:u w:val="single" w:color="0000ff"/>
           <w:rFonts w:ascii="Charis SIL Regular" w:hAnsi="Charis SIL Regular" w:eastAsia="Charis SIL Regular"/>
           <w:b w:val="0"/>
           <w:i w:val="0"/>
           <w:color w:val="000000"/>
           <w:sz w:val="24"/>
         </w:rPr>
-        <w:t>jk Nederland</w:t>
+        <w:hyperlink r:id="rId10" w:history="1">
+          <w:r>
+            <w:rPr>
+              <w:rStyle w:val="Hyperlink"/>
+            </w:rPr>
+            <w:t>j</w:t>
+          </w:r>
+        </w:hyperlink>
+      </w:r>
+      <w:r>
+        <w:rPr>
+          <w:u w:val="single" w:color="0000ff"/>
+          <w:rFonts w:ascii="Charis SIL Regular" w:hAnsi="Charis SIL Regular" w:eastAsia="Charis SIL Regular"/>
+          <w:b w:val="0"/>
+          <w:i w:val="0"/>
+          <w:color w:val="000000"/>
+          <w:sz w:val="24"/>
+        </w:rPr>
+        <w:hyperlink r:id="rId10" w:history="1">
+          <w:r>
+            <w:rPr>
+              <w:rStyle w:val="Hyperlink"/>
+            </w:rPr>
+            <w:t>k Nede</w:t>
+          </w:r>
+        </w:hyperlink>
+      </w:r>
+      <w:r>
+        <w:rPr>
+          <w:rFonts w:ascii="Charis SIL Regular" w:hAnsi="Charis SIL Regular" w:eastAsia="Charis SIL Regular"/>
+          <w:b w:val="0"/>
+          <w:i w:val="0"/>
+          <w:color w:val="000000"/>
+          <w:sz w:val="24"/>
+        </w:rPr>
+        <w:t>rland</w:t>
       </w:r>
       <w:r>
         <w:rPr>
@@ -1472,7 +1501,82 @@
           <w:color w:val="000000"/>
           <w:sz w:val="24"/>
         </w:rPr>
-        <w:t xml:space="preserve">This also applies to the KITLV </w:t>
+        <w:t>This also a</w:t>
+      </w:r>
+      <w:r>
+        <w:rPr>
+          <w:u w:val="single" w:color="0000ff"/>
+          <w:rFonts w:ascii="Charis SIL Regular" w:hAnsi="Charis SIL Regular" w:eastAsia="Charis SIL Regular"/>
+          <w:b w:val="0"/>
+          <w:i w:val="0"/>
+          <w:color w:val="000000"/>
+          <w:sz w:val="24"/>
+        </w:rPr>
+        <w:t>p</w:t>
+      </w:r>
+      <w:r>
+        <w:rPr>
+          <w:u w:val="single" w:color="0000ff"/>
+          <w:rFonts w:ascii="Charis SIL Regular" w:hAnsi="Charis SIL Regular" w:eastAsia="Charis SIL Regular"/>
+          <w:b w:val="0"/>
+          <w:i w:val="0"/>
+          <w:color w:val="000000"/>
+          <w:sz w:val="24"/>
+        </w:rPr>
+        <w:hyperlink r:id="rId16" w:history="1">
+          <w:r>
+            <w:rPr>
+              <w:rStyle w:val="Hyperlink"/>
+            </w:rPr>
+            <w:t>plie</w:t>
+          </w:r>
+        </w:hyperlink>
+      </w:r>
+      <w:r>
+        <w:rPr>
+          <w:u w:val="single" w:color="0000ff"/>
+          <w:rFonts w:ascii="Charis SIL Regular" w:hAnsi="Charis SIL Regular" w:eastAsia="Charis SIL Regular"/>
+          <w:b w:val="0"/>
+          <w:i w:val="0"/>
+          <w:color w:val="000000"/>
+          <w:sz w:val="24"/>
+        </w:rPr>
+        <w:hyperlink r:id="rId16" w:history="1">
+          <w:r>
+            <w:rPr>
+              <w:rStyle w:val="Hyperlink"/>
+            </w:rPr>
+            <w:t>s</w:t>
+          </w:r>
+        </w:hyperlink>
+      </w:r>
+      <w:r>
+        <w:rPr>
+          <w:u w:val="single" w:color="0000ff"/>
+          <w:rFonts w:ascii="Charis SIL Regular" w:hAnsi="Charis SIL Regular" w:eastAsia="Charis SIL Regular"/>
+          <w:b w:val="0"/>
+          <w:i w:val="0"/>
+          <w:color w:val="000000"/>
+          <w:sz w:val="24"/>
+        </w:rPr>
+        <w:hyperlink r:id="rId16" w:history="1">
+          <w:r>
+            <w:rPr>
+              <w:rStyle w:val="Hyperlink"/>
+            </w:rPr>
+            <w:t xml:space="preserve"> to the KI</w:t>
+          </w:r>
+        </w:hyperlink>
+      </w:r>
+      <w:r>
+        <w:rPr>
+          <w:rFonts w:ascii="Charis SIL Regular" w:hAnsi="Charis SIL Regular" w:eastAsia="Charis SIL Regular"/>
+          <w:b w:val="0"/>
+          <w:i w:val="0"/>
+          <w:color w:val="000000"/>
+          <w:sz w:val="24"/>
+        </w:rPr>
+        <w:t xml:space="preserve">TLV </w:t>
       </w:r>
       <w:r>
         <w:rPr>
@@ -1596,6 +1700,7 @@
           <w:i w:val="0"/>
           <w:color w:val="0000FF"/>
           <w:sz w:val="24"/>
+          <w:u w:val="single"/>
         </w:rPr>
         <w:t>Oral History Archive Indonesia</w:t>
       </w:r>
@@ -1644,7 +1749,32 @@
           <w:color w:val="000000"/>
           <w:sz w:val="24"/>
         </w:rPr>
-        <w:t xml:space="preserve">) and the </w:t>
+        <w:hyperlink r:id="rId17" w:history="1">
+          <w:r>
+            <w:rPr>
+              <w:rStyle w:val="Hyperlink"/>
+            </w:rPr>
+            <w:t>) an</w:t>
+          </w:r>
+        </w:hyperlink>
+      </w:r>
+      <w:r>
+        <w:rPr>
+          <w:u w:val="single" w:color="0000ff"/>
+          <w:rFonts w:ascii="Charis SIL Regular" w:hAnsi="Charis SIL Regular" w:eastAsia="Charis SIL Regular"/>
+          <w:b w:val="0"/>
+          <w:i w:val="0"/>
+          <w:color w:val="000000"/>
+          <w:sz w:val="24"/>
+        </w:rPr>
+        <w:hyperlink r:id="rId17" w:history="1">
+          <w:r>
+            <w:rPr>
+              <w:rStyle w:val="Hyperlink"/>
+            </w:rPr>
+            <w:t xml:space="preserve">d the </w:t>
+          </w:r>
+        </w:hyperlink>
       </w:r>
       <w:r>
         <w:rPr>
@@ -1655,7 +1785,7 @@
           <w:sz w:val="24"/>
           <w:u w:val="single"/>
         </w:rPr>
-        <w:hyperlink r:id="rId18" w:history="1">
+        <w:hyperlink r:id="rId17" w:history="1">
           <w:r>
             <w:rPr>
               <w:rStyle w:val="Hyperlink"/>
@@ -1673,7 +1803,7 @@
           <w:sz w:val="24"/>
           <w:u w:val="single"/>
         </w:rPr>
-        <w:hyperlink r:id="rId18" w:history="1">
+        <w:hyperlink r:id="rId17" w:history="1">
           <w:r>
             <w:rPr>
               <w:rStyle w:val="Hyperlink"/>
@@ -1691,7 +1821,7 @@
           <w:sz w:val="24"/>
           <w:u w:val="single"/>
         </w:rPr>
-        <w:hyperlink r:id="rId18" w:history="1">
+        <w:hyperlink r:id="rId17" w:history="1">
           <w:r>
             <w:rPr>
               <w:rStyle w:val="Hyperlink"/>
@@ -1817,6 +1947,7 @@
       </w:r>
       <w:r>
         <w:rPr>
+          <w:u w:val="single" w:color="0000ff"/>
           <w:rFonts w:ascii="Charis SIL Regular" w:hAnsi="Charis SIL Regular" w:eastAsia="Charis SIL Regular"/>
           <w:b w:val="0"/>
           <w:i w:val="0"/>
@@ -1834,6 +1965,7 @@
       </w:r>
       <w:r>
         <w:rPr>
+          <w:u w:val="single" w:color="0000ff"/>
           <w:rFonts w:ascii="Charis SIL Regular" w:hAnsi="Charis SIL Regular" w:eastAsia="Charis SIL Regular"/>
           <w:b w:val="0"/>
           <w:i w:val="0"/>
@@ -1851,6 +1983,7 @@
       </w:r>
       <w:r>
         <w:rPr>
+          <w:u w:val="single" w:color="0000ff"/>
           <w:rFonts w:ascii="Charis SIL Regular" w:hAnsi="Charis SIL Regular" w:eastAsia="Charis SIL Regular"/>
           <w:b w:val="0"/>
           <w:i w:val="0"/>
@@ -1861,6 +1994,7 @@
       </w:r>
       <w:r>
         <w:rPr>
+          <w:u w:val="single" w:color="0000ff"/>
           <w:rFonts w:ascii="Charis SIL Regular" w:hAnsi="Charis SIL Regular" w:eastAsia="Charis SIL Regular"/>
           <w:b w:val="0"/>
           <w:i w:val="0"/>
@@ -1878,6 +2012,7 @@
       </w:r>
       <w:r>
         <w:rPr>
+          <w:u w:val="single" w:color="0000ff"/>
           <w:rFonts w:ascii="Charis SIL Regular" w:hAnsi="Charis SIL Regular" w:eastAsia="Charis SIL Regular"/>
           <w:b w:val="0"/>
           <w:i w:val="0"/>
@@ -1895,6 +2030,7 @@
       </w:r>
       <w:r>
         <w:rPr>
+          <w:u w:val="single" w:color="0000ff"/>
           <w:rFonts w:ascii="Charis SIL Regular" w:hAnsi="Charis SIL Regular" w:eastAsia="Charis SIL Regular"/>
           <w:b w:val="0"/>
           <w:i w:val="0"/>
@@ -2189,7 +2325,7 @@
           <w:sz w:val="24"/>
           <w:u w:val="single"/>
         </w:rPr>
-        <w:t>Scientific research in colonised terri</w:t>
+        <w:t>Scientific research in colonised terr</w:t>
       </w:r>
       <w:r>
         <w:rPr>
@@ -2200,7 +2336,7 @@
           <w:sz w:val="24"/>
           <w:u w:val="single"/>
         </w:rPr>
-        <w:t>torie</w:t>
+        <w:t>i</w:t>
       </w:r>
       <w:r>
         <w:rPr>
@@ -2209,8 +2345,9 @@
           <w:i w:val="0"/>
           <w:color w:val="0000FF"/>
           <w:sz w:val="24"/>
-        </w:rPr>
-        <w:t>s</w:t>
+          <w:u w:val="single"/>
+        </w:rPr>
+        <w:t>tories</w:t>
       </w:r>
       <w:r>
         <w:br/>

--- a/EXPORTS/DOCX/published/niveau3/English/KITLV.docx
+++ b/EXPORTS/DOCX/published/niveau3/English/KITLV.docx
@@ -1700,7 +1700,6 @@
           <w:i w:val="0"/>
           <w:color w:val="0000FF"/>
           <w:sz w:val="24"/>
-          <w:u w:val="single"/>
         </w:rPr>
         <w:t>Oral History Archive Indonesia</w:t>
       </w:r>
@@ -1947,7 +1946,6 @@
       </w:r>
       <w:r>
         <w:rPr>
-          <w:u w:val="single" w:color="0000ff"/>
           <w:rFonts w:ascii="Charis SIL Regular" w:hAnsi="Charis SIL Regular" w:eastAsia="Charis SIL Regular"/>
           <w:b w:val="0"/>
           <w:i w:val="0"/>
@@ -1965,7 +1963,6 @@
       </w:r>
       <w:r>
         <w:rPr>
-          <w:u w:val="single" w:color="0000ff"/>
           <w:rFonts w:ascii="Charis SIL Regular" w:hAnsi="Charis SIL Regular" w:eastAsia="Charis SIL Regular"/>
           <w:b w:val="0"/>
           <w:i w:val="0"/>
@@ -1983,7 +1980,6 @@
       </w:r>
       <w:r>
         <w:rPr>
-          <w:u w:val="single" w:color="0000ff"/>
           <w:rFonts w:ascii="Charis SIL Regular" w:hAnsi="Charis SIL Regular" w:eastAsia="Charis SIL Regular"/>
           <w:b w:val="0"/>
           <w:i w:val="0"/>
@@ -1994,7 +1990,6 @@
       </w:r>
       <w:r>
         <w:rPr>
-          <w:u w:val="single" w:color="0000ff"/>
           <w:rFonts w:ascii="Charis SIL Regular" w:hAnsi="Charis SIL Regular" w:eastAsia="Charis SIL Regular"/>
           <w:b w:val="0"/>
           <w:i w:val="0"/>
@@ -2012,7 +2007,6 @@
       </w:r>
       <w:r>
         <w:rPr>
-          <w:u w:val="single" w:color="0000ff"/>
           <w:rFonts w:ascii="Charis SIL Regular" w:hAnsi="Charis SIL Regular" w:eastAsia="Charis SIL Regular"/>
           <w:b w:val="0"/>
           <w:i w:val="0"/>
@@ -2030,7 +2024,6 @@
       </w:r>
       <w:r>
         <w:rPr>
-          <w:u w:val="single" w:color="0000ff"/>
           <w:rFonts w:ascii="Charis SIL Regular" w:hAnsi="Charis SIL Regular" w:eastAsia="Charis SIL Regular"/>
           <w:b w:val="0"/>
           <w:i w:val="0"/>

--- a/EXPORTS/DOCX/published/niveau3/English/KITLV.docx
+++ b/EXPORTS/DOCX/published/niveau3/English/KITLV.docx
@@ -389,7 +389,61 @@
           <w:color w:val="000000"/>
           <w:sz w:val="24"/>
         </w:rPr>
-        <w:t>y, was left to t</w:t>
+        <w:hyperlink r:id="rId9" w:history="1">
+          <w:r>
+            <w:rPr>
+              <w:rStyle w:val="Hyperlink"/>
+            </w:rPr>
+            <w:t>y, w</w:t>
+          </w:r>
+        </w:hyperlink>
+      </w:r>
+      <w:r>
+        <w:rPr>
+          <w:u w:val="single" w:color="0000ff"/>
+          <w:rFonts w:ascii="Charis SIL Regular" w:hAnsi="Charis SIL Regular" w:eastAsia="Charis SIL Regular"/>
+          <w:b w:val="0"/>
+          <w:i w:val="0"/>
+          <w:color w:val="000000"/>
+          <w:sz w:val="24"/>
+        </w:rPr>
+        <w:hyperlink r:id="rId9" w:history="1">
+          <w:r>
+            <w:rPr>
+              <w:rStyle w:val="Hyperlink"/>
+            </w:rPr>
+            <w:t>a</w:t>
+          </w:r>
+        </w:hyperlink>
+      </w:r>
+      <w:r>
+        <w:rPr>
+          <w:u w:val="single" w:color="0000ff"/>
+          <w:rFonts w:ascii="Charis SIL Regular" w:hAnsi="Charis SIL Regular" w:eastAsia="Charis SIL Regular"/>
+          <w:b w:val="0"/>
+          <w:i w:val="0"/>
+          <w:color w:val="000000"/>
+          <w:sz w:val="24"/>
+        </w:rPr>
+        <w:hyperlink r:id="rId9" w:history="1">
+          <w:r>
+            <w:rPr>
+              <w:rStyle w:val="Hyperlink"/>
+            </w:rPr>
+            <w:t xml:space="preserve">s left to </w:t>
+          </w:r>
+        </w:hyperlink>
+      </w:r>
+      <w:r>
+        <w:rPr>
+          <w:u w:val="single" w:color="0000ff"/>
+          <w:rFonts w:ascii="Charis SIL Regular" w:hAnsi="Charis SIL Regular" w:eastAsia="Charis SIL Regular"/>
+          <w:b w:val="0"/>
+          <w:i w:val="0"/>
+          <w:color w:val="000000"/>
+          <w:sz w:val="24"/>
+        </w:rPr>
+        <w:t>t</w:t>
       </w:r>
       <w:r>
         <w:rPr>
@@ -439,67 +493,13 @@
       </w:r>
       <w:r>
         <w:rPr>
-          <w:u w:val="single" w:color="0000ff"/>
           <w:rFonts w:ascii="Charis SIL Regular" w:hAnsi="Charis SIL Regular" w:eastAsia="Charis SIL Regular"/>
           <w:b w:val="0"/>
           <w:i w:val="0"/>
           <w:color w:val="000000"/>
           <w:sz w:val="24"/>
         </w:rPr>
-        <w:hyperlink r:id="rId10" w:history="1">
-          <w:r>
-            <w:rPr>
-              <w:rStyle w:val="Hyperlink"/>
-            </w:rPr>
-            <w:t>j</w:t>
-          </w:r>
-        </w:hyperlink>
-      </w:r>
-      <w:r>
-        <w:rPr>
-          <w:u w:val="single" w:color="0000ff"/>
-          <w:rFonts w:ascii="Charis SIL Regular" w:hAnsi="Charis SIL Regular" w:eastAsia="Charis SIL Regular"/>
-          <w:b w:val="0"/>
-          <w:i w:val="0"/>
-          <w:color w:val="000000"/>
-          <w:sz w:val="24"/>
-        </w:rPr>
-        <w:hyperlink r:id="rId10" w:history="1">
-          <w:r>
-            <w:rPr>
-              <w:rStyle w:val="Hyperlink"/>
-            </w:rPr>
-            <w:t>k Nede</w:t>
-          </w:r>
-        </w:hyperlink>
-      </w:r>
-      <w:r>
-        <w:rPr>
-          <w:rFonts w:ascii="Charis SIL Regular" w:hAnsi="Charis SIL Regular" w:eastAsia="Charis SIL Regular"/>
-          <w:b w:val="0"/>
-          <w:i w:val="0"/>
-          <w:color w:val="000000"/>
-          <w:sz w:val="24"/>
-        </w:rPr>
-        <w:t>rland</w:t>
-      </w:r>
-      <w:r>
-        <w:rPr>
-          <w:u w:val="single" w:color="0000ff"/>
-          <w:rFonts w:ascii="Charis SIL Regular" w:hAnsi="Charis SIL Regular" w:eastAsia="Charis SIL Regular"/>
-          <w:b w:val="0"/>
-          <w:i w:val="0"/>
-          <w:color w:val="000000"/>
-          <w:sz w:val="24"/>
-        </w:rPr>
-        <w:hyperlink r:id="rId11" w:history="1">
-          <w:r>
-            <w:rPr>
-              <w:rStyle w:val="Hyperlink"/>
-            </w:rPr>
-            <w:t>s Aard</w:t>
-          </w:r>
-        </w:hyperlink>
+        <w:t>jk Nederlands Aard</w:t>
       </w:r>
       <w:r>
         <w:rPr>
@@ -1784,7 +1784,7 @@
           <w:sz w:val="24"/>
           <w:u w:val="single"/>
         </w:rPr>
-        <w:hyperlink r:id="rId17" w:history="1">
+        <w:hyperlink r:id="rId18" w:history="1">
           <w:r>
             <w:rPr>
               <w:rStyle w:val="Hyperlink"/>
@@ -1802,7 +1802,7 @@
           <w:sz w:val="24"/>
           <w:u w:val="single"/>
         </w:rPr>
-        <w:hyperlink r:id="rId17" w:history="1">
+        <w:hyperlink r:id="rId18" w:history="1">
           <w:r>
             <w:rPr>
               <w:rStyle w:val="Hyperlink"/>
@@ -1820,7 +1820,7 @@
           <w:sz w:val="24"/>
           <w:u w:val="single"/>
         </w:rPr>
-        <w:hyperlink r:id="rId17" w:history="1">
+        <w:hyperlink r:id="rId18" w:history="1">
           <w:r>
             <w:rPr>
               <w:rStyle w:val="Hyperlink"/>
